--- a/docs/capacitacion/guion youtube/video-6-descenso-retropropagacion-y-cierre-natural.docx
+++ b/docs/capacitacion/guion youtube/video-6-descenso-retropropagacion-y-cierre-natural.docx
@@ -53,7 +53,7 @@
     </w:p>
     <w:p>
       <w:r>
-        <w:t>Esa imagen es literalmente el algoritmo con que se entrena la red: el descenso del gradiente. La altura del terreno es la pérdida. La posición es el conjunto de todos los pesos. La inclinación del suelo es el gradiente, que indica, para cada peso, en qué dirección moverlo para que la pérdida baje. Y el tamaño del paso se llama tasa de aprendizaje. Con un paso demasiado grande se puede saltar por encima del valle y rebotar sin llegar nunca. Con uno muy pequeño se avanza tan lento que el entrenamiento no termina en tiempo razonable. Elegir el tamaño del paso es una de las decisiones que se toman antes de entrenar, y esas decisiones se llaman hiperparámetros.</w:t>
+        <w:t>Esa imagen es literalmente el algoritmo con que se entrena la red: el descenso del gradiente. La altura del terreno es la pérdida. La posición es el conjunto de todos los pesos. La inclinación del suelo es el gradiente, que indica, para cada peso, en qué dirección moverlo para que la pérdida baje. Y el tamaño del paso se llama tasa de aprendizaje. Cómo elegir el tamaño de ese paso lo vemos enseguida.</w:t>
       </w:r>
     </w:p>
     <w:p>
@@ -68,7 +68,7 @@
     </w:p>
     <w:p>
       <w:r>
-        <w:t>Nada garantiza que el valle al que llegamos sea el más profundo de toda la montaña. Podemos caer en un hueco intermedio. En la práctica, con redes grandes, esos huecos suelen ser suficientemente buenos, y por eso el método funciona. Pero explica por qué dos entrenamientos del mismo modelo, con puntos de partida distintos, pueden dar resultados ligeramente distintos.</w:t>
+        <w:t>Nada garantiza que el valle al que llegamos sea el más profundo de toda la montaña. Podemos caer en un hueco intermedio. En la práctica, con redes grandes, esos huecos suelen ser suficientemente buenos, y por eso el método funciona.</w:t>
       </w:r>
     </w:p>
     <w:p>
@@ -124,11 +124,6 @@
     </w:p>
     <w:p>
       <w:r>
-        <w:t>Conviene saber que existen, porque cuando se dice que un modelo se entrenó de cierta manera, parte de esa manera son sus hiperparámetros. Y por eso el cuaderno de entrenamiento se comparte con su configuración: para que cualquiera pueda repetir el entrenamiento con las mismas decisiones.</w:t>
-      </w:r>
-    </w:p>
-    <w:p>
-      <w:r>
         <w:rPr>
           <w:b/>
           <w:color w:val="1F4E9A"/>
@@ -150,7 +145,7 @@
     </w:p>
     <w:p>
       <w:r>
-        <w:t>Bueno, también hay que preguntarse cómo se calcula la pendiente con decenas de millones de pesos. Existe una técnica, la retropropagación, que aprovecha que la red es una cadena de operaciones simples para calcular de forma eficiente cuánto contribuyó cada peso al error. Se llama así porque el cálculo va hacia atrás: parte del error en la salida y retrocede capa por capa, repartiendo la responsabilidad.</w:t>
+        <w:t>Bueno, también hay que preguntarse cómo se calcula la pendiente con decenas de millones de pesos. Existe una técnica, la retropropagación, que aprovecha que la red es una cadena de operaciones simples para calcular de forma eficiente cuánto contribuyó cada peso al error. Va hacia atrás: parte del error en la salida y retrocede capa por capa.</w:t>
       </w:r>
     </w:p>
     <w:p>
@@ -165,12 +160,12 @@
     </w:p>
     <w:p>
       <w:r>
-        <w:t>La retropropagación hace exactamente eso con la red. El error aparece al final, en la salida. Desde ahí se calcula cuánto del error se debe a cada neurona de la última capa, luego a cada neurona de la capa anterior, y así hacia atrás hasta la entrada. Con eso se sabe, para cada peso, en qué dirección moverlo.</w:t>
+        <w:t>Con la red pasa lo mismo: el error aparece al final, en la salida, y desde ahí se calcula cuánto se debe a cada neurona de la última capa, luego a las de la capa anterior, y así hasta la entrada. Con eso se sabe, para cada peso, en qué dirección moverlo.</w:t>
       </w:r>
     </w:p>
     <w:p>
       <w:r>
-        <w:t>Lo que hace posible que esto sea eficiente es que una red es una cadena de operaciones simples, y la contribución de cada una se calcula con reglas elementales. Sin esa técnica, entrenar redes tan grandes sería prácticamente imposible. Con ella, una sola pasada hacia atrás da el gradiente de todos los pesos a la vez.</w:t>
+        <w:t>Sin esta técnica, entrenar redes tan grandes sería prácticamente imposible. Con ella, una sola pasada hacia atrás da el gradiente de todos los pesos a la vez.</w:t>
       </w:r>
     </w:p>
     <w:p>
@@ -180,7 +175,7 @@
     </w:p>
     <w:p>
       <w:r>
-        <w:t>Así, ensayo tras ensayo, los pesos van tomando valores útiles, y una red que empezó respondiendo al azar termina marcando los espermatozoides. Cómo mira una imagen una red convolucional, y cómo se aprovecha una red entrenada para otra cosa, lo vemos en la siguiente sesión.</w:t>
+        <w:t>Así, ensayo tras ensayo, los pesos van tomando valores útiles, y una red que empezó respondiendo al azar termina marcando los espermatozoides.</w:t>
       </w:r>
     </w:p>
     <w:p>
@@ -231,7 +226,7 @@
     </w:p>
     <w:p>
       <w:r>
-        <w:t>También hay que tener cuidado: demasiadas épocas pueden hacer que la red se aprenda de memoria los ejemplos, incluidos sus defectos, y que luego funcione mal con imágenes nuevas. Por eso, durante el entrenamiento, se separan algunas imágenes que la red nunca usa para ajustarse, y se miden con ellas los resultados. Ese tema, el de cuándo parar y cómo comprobar que la red de verdad generaliza, lo veremos en la última sesión.</w:t>
+        <w:t>Ojo con las épocas: si son demasiadas, la red puede aprenderse de memoria los ejemplos, con todo y sus defectos, y luego funcionar mal con imágenes nuevas. Por eso, durante el entrenamiento, se separan algunas imágenes que la red nunca usa para ajustarse, y se miden con ellas los resultados. Cuándo parar y cómo comprobar que la red de verdad generaliza lo veremos en la última sesión.</w:t>
       </w:r>
     </w:p>
     <w:p>
@@ -384,7 +379,7 @@
     </w:p>
     <w:p>
       <w:r>
-        <w:t>Con estas ideas ya tenemos las bases de qué es una red neuronal y cómo aprende. En la siguiente sesión vamos a ver cómo mira una imagen una red como la nuestra, y por qué una red entrenada para otra cosa nos sirve para contar espermatozoides. Después veremos cómo se usa todo esto en un sitio funcionando, y al final, cómo se prepararon los datos, cómo se entrenó y cómo se publicó.</w:t>
+        <w:t>Con estas ideas ya tenemos las bases de qué es una red neuronal y cómo aprende.</w:t>
       </w:r>
     </w:p>
     <w:p>
@@ -481,17 +476,12 @@
     </w:p>
     <w:p>
       <w:r>
-        <w:t>Otra es si la red puede equivocarse. Claro. Puede marcar algo que no es una cabeza, y puede dejar escapar una que sí lo es. Por eso el sistema muestra la imagen marcada, y por eso conviene revisarla. Hablaremos de esos errores con calma en la siguiente sesión.</w:t>
+        <w:t>Otra es si la red puede equivocarse. Sí, de las dos maneras que acabamos de ver, y esos errores los revisamos con calma en la siguiente sesión.</w:t>
       </w:r>
     </w:p>
     <w:p>
       <w:r>
         <w:t>Otra es por qué se necesita una tarjeta gráfica para entrenar. Porque entrenar es hacer una cantidad enorme de multiplicaciones y sumas parecidas entre sí, y las tarjetas gráficas están diseñadas para hacer muchas operaciones de ese tipo en paralelo. Un procesador común hace pocas cosas muy rápido. Una tarjeta gráfica hace muchísimas cosas sencillas a la vez.</w:t>
-      </w:r>
-    </w:p>
-    <w:p>
-      <w:r>
-        <w:t>Otra es si la red mejora cuanto más se usa. No. Una vez entrenada, está fija. Para que mejore hay que entrenarla de nuevo, con más ejemplos o con mejores ejemplos.</w:t>
       </w:r>
     </w:p>
     <w:p>
@@ -583,7 +573,7 @@
     </w:p>
     <w:p>
       <w:r>
-        <w:t>Para cerrar, un resumen de lo que vimos. El problema era contar y medir a mano, que es lento y cambia según quién lo haga. Vimos qué es una imagen digital: una tabla de números, con sus formatos y su escala. Pusimos en orden algunas definiciones y las palabras que vamos a usar. Y vimos las bases de las redes neuronales: la neurona, la capa y la red, y cómo aprende una red ajustando sus pesos a partir de ejemplos.</w:t>
+        <w:t>Para cerrar, un resumen de lo que vimos. El problema de partida era el conteo y la medición manuales, que tardan mucho y dependen de quién los haga. Vimos qué es una imagen digital: una cuadrícula de números, con sus formatos y su escala. Pusimos en orden algunas definiciones y las palabras que vamos a usar. Y vimos las bases de las redes neuronales: la neurona, la capa y la red, y cómo aprende una red ajustando sus pesos a partir de ejemplos.</w:t>
       </w:r>
     </w:p>
     <w:p>
@@ -614,12 +604,12 @@
     </w:p>
     <w:p>
       <w:r>
-        <w:t>Y termino con una pregunta que seguramente ya se hicieron: ¿cómo sabe el sistema dónde hay un espermatozoide? En esta sesión vimos qué es una red neuronal y cómo aprende. En la siguiente sesión vamos a ver cómo mira una imagen una red como la nuestra, y por qué una red entrenada para otra cosa nos sirve para contar espermatozoides.</w:t>
+        <w:t>Y termino con una pregunta que seguramente ya se hicieron: ¿cómo sabe el sistema dónde hay un espermatozoide? De eso trata la siguiente sesión: cómo mira una imagen una red como la nuestra, y por qué una red entrenada para otra cosa nos sirve para contar espermatozoides.</w:t>
       </w:r>
     </w:p>
     <w:p>
       <w:r>
-        <w:t>Después vemos cómo funciona el sistema, con el sitio, y al final, los datos, el entrenamiento y el despliegue en la nube. Muchas gracias por su atención.</w:t>
+        <w:t>Luego viene el sistema funcionando, con el sitio, y por último los datos, el entrenamiento y el despliegue en la nube. Muchas gracias por su atención.</w:t>
       </w:r>
     </w:p>
     <w:sectPr>

--- a/docs/capacitacion/guion youtube/video-6-descenso-retropropagacion-y-cierre-natural.docx
+++ b/docs/capacitacion/guion youtube/video-6-descenso-retropropagacion-y-cierre-natural.docx
@@ -12,7 +12,7 @@
     </w:p>
     <w:p>
       <w:r>
-        <w:t>Image Bio Pro · Sesión 1 · Capacitación en video</w:t>
+        <w:t>Image Bio Pro · Módulo 1 · Capacitación en video</w:t>
       </w:r>
     </w:p>
     <w:p>
@@ -226,7 +226,7 @@
     </w:p>
     <w:p>
       <w:r>
-        <w:t>Ojo con las épocas: si son demasiadas, la red puede aprenderse de memoria los ejemplos, con todo y sus defectos, y luego funcionar mal con imágenes nuevas. Por eso, durante el entrenamiento, se separan algunas imágenes que la red nunca usa para ajustarse, y se miden con ellas los resultados. Cuándo parar y cómo comprobar que la red de verdad generaliza lo veremos en la última sesión.</w:t>
+        <w:t>Ojo con las épocas: si son demasiadas, la red puede aprenderse de memoria los ejemplos, con todo y sus defectos, y luego funcionar mal con imágenes nuevas. Por eso, durante el entrenamiento, se separan algunas imágenes que la red nunca usa para ajustarse, y se miden con ellas los resultados. Cuándo parar y cómo comprobar que la red de verdad generaliza lo veremos en el último módulo.</w:t>
       </w:r>
     </w:p>
     <w:p>
@@ -471,12 +471,12 @@
     </w:p>
     <w:p>
       <w:r>
-        <w:t>Otra es cuántas imágenes hacen falta. Depende. Entrenando desde cero, muchísimas, decenas de miles o más. Pero cuando cada imagen tiene cientos de células, cada una aporta un ejemplo, y las cantidades necesarias son mucho menores. En la siguiente sesión veremos otra forma de ahorrar ejemplos.</w:t>
+        <w:t>Otra es cuántas imágenes hacen falta. Depende. Entrenando desde cero, muchísimas, decenas de miles o más. Pero cuando cada imagen tiene cientos de células, cada una aporta un ejemplo, y las cantidades necesarias son mucho menores. En el siguiente módulo veremos otra forma de ahorrar ejemplos.</w:t>
       </w:r>
     </w:p>
     <w:p>
       <w:r>
-        <w:t>Otra es si la red puede equivocarse. Sí, de las dos maneras que acabamos de ver, y esos errores los revisamos con calma en la siguiente sesión.</w:t>
+        <w:t>Otra es si la red puede equivocarse. Sí, de las dos maneras que acabamos de ver, y esos errores los revisamos con calma en el siguiente módulo.</w:t>
       </w:r>
     </w:p>
     <w:p>
@@ -507,12 +507,12 @@
           <w:i/>
           <w:sz w:val="20"/>
         </w:rPr>
-        <w:t>Idea central: Un repaso rápido de las palabras de esta sesión, una por una, para que queden a la mano.</w:t>
+        <w:t>Idea central: Un repaso rápido de las palabras de este módulo, una por una, para que queden a la mano.</w:t>
       </w:r>
     </w:p>
     <w:p>
       <w:r>
-        <w:t>Para terminar esta parte, un glosario rápido, con todas las palabras de esta sesión, en una frase cada una. Pueden usarlo como repaso.</w:t>
+        <w:t>Para terminar esta parte, un glosario rápido, con todas las palabras de este módulo, en una frase cada una. Pueden usarlo como repaso.</w:t>
       </w:r>
     </w:p>
     <w:p>
@@ -594,7 +594,7 @@
           <w:i/>
           <w:sz w:val="20"/>
         </w:rPr>
-        <w:t>Idea central: En esta sesión vimos qué es una red neuronal y cómo aprende. En la siguiente sesión vemos cómo mira una imagen una red convolucional y cómo se aprovecha una red entrenada para otra cosa; después, el sitio funcionando, y al final, datos, entrenamiento y despliegue.</w:t>
+        <w:t>Idea central: En este módulo vimos qué es una red neuronal y cómo aprende. En el siguiente módulo vemos cómo mira una imagen una red convolucional y cómo se aprovecha una red entrenada para otra cosa; después, el sitio funcionando, y al final, datos, entrenamiento y despliegue.</w:t>
       </w:r>
     </w:p>
     <w:p>
@@ -604,7 +604,7 @@
     </w:p>
     <w:p>
       <w:r>
-        <w:t>Y termino con una pregunta que seguramente ya se hicieron: ¿cómo sabe el sistema dónde hay un espermatozoide? De eso trata la siguiente sesión: cómo mira una imagen una red como la nuestra, y por qué una red entrenada para otra cosa nos sirve para contar espermatozoides.</w:t>
+        <w:t>Y termino con una pregunta que seguramente ya se hicieron: ¿cómo sabe el sistema dónde hay un espermatozoide? De eso trata el siguiente módulo: cómo mira una imagen una red como la nuestra, y por qué una red entrenada para otra cosa nos sirve para contar espermatozoides.</w:t>
       </w:r>
     </w:p>
     <w:p>

--- a/docs/capacitacion/guion youtube/video-6-descenso-retropropagacion-y-cierre-natural.docx
+++ b/docs/capacitacion/guion youtube/video-6-descenso-retropropagacion-y-cierre-natural.docx
@@ -12,7 +12,7 @@
     </w:p>
     <w:p>
       <w:r>
-        <w:t>Image Bio Pro · Módulo 1 · Capacitación en video</w:t>
+        <w:t>BioImage-Repro UAM · Módulo 1 · Capacitación en video</w:t>
       </w:r>
     </w:p>
     <w:p>
